--- a/templates/tbl4rkmTWj4CuLgp/巴德士专用_K103S(有谱图-2).docx
+++ b/templates/tbl4rkmTWj4CuLgp/巴德士专用_K103S(有谱图-2).docx
@@ -1336,6 +1336,23 @@
           <w:rFonts w:hint="eastAsia"/>
         </w:rPr>
       </w:pPr>
+    </w:p>
+    <w:p>
+      <w:r>
+        <w:br w:type="page"/>
+      </w:r>
+      <w:sectPr>
+        <w:headerReference r:id="rId5" w:type="first"/>
+        <w:footerReference r:id="rId8" w:type="first"/>
+        <w:headerReference r:id="rId3" w:type="default"/>
+        <w:footerReference r:id="rId6" w:type="default"/>
+        <w:headerReference r:id="rId4" w:type="even"/>
+        <w:footerReference r:id="rId7" w:type="even"/>
+        <w:pgSz w:w="11906" w:h="16838"/>
+        <w:pgMar w:top="1440" w:right="1800" w:bottom="1440" w:left="1800" w:header="851" w:footer="992" w:gutter="0"/>
+        <w:cols w:space="720" w:num="1"/>
+        <w:docGrid w:type="lines" w:linePitch="312" w:charSpace="0"/>
+      </w:sectPr>
     </w:p>
     <w:p>
       <w:r>
